--- a/Documentation/Rapport/Rapport Technique .docx
+++ b/Documentation/Rapport/Rapport Technique .docx
@@ -14,7 +14,7 @@
         <mc:AlternateContent>
           <mc:Choice Requires="wps">
             <w:drawing>
-              <wp:anchor distT="0" distB="0" distL="114300" distR="114300" simplePos="0" relativeHeight="251659264" behindDoc="1" locked="0" layoutInCell="1" allowOverlap="1" wp14:anchorId="7C0CD5AA" wp14:editId="29FC48FE">
+              <wp:anchor distT="0" distB="0" distL="114300" distR="114300" simplePos="0" relativeHeight="251658240" behindDoc="1" locked="0" layoutInCell="1" allowOverlap="1" wp14:anchorId="7C0CD5AA" wp14:editId="29FC48FE">
                 <wp:simplePos x="0" y="0"/>
                 <wp:positionH relativeFrom="margin">
                   <wp:posOffset>-466725</wp:posOffset>
@@ -74,7 +74,7 @@
           </mc:Choice>
           <mc:Fallback>
             <w:pict>
-              <v:shapetype w14:anchorId="549B24FE" id="_x0000_t84" coordsize="21600,21600" o:spt="84" adj="2700" path="m,l,21600r21600,l21600,xem@0@0nfl@0@2@1@2@1@0xem,nfl@0@0em,21600nfl@0@2em21600,21600nfl@1@2em21600,nfl@1@0e">
+              <v:shapetype w14:anchorId="20B9481F" id="_x0000_t84" coordsize="21600,21600" o:spt="84" adj="2700" path="m,l,21600r21600,l21600,xem@0@0nfl@0@2@1@2@1@0xem,nfl@0@0em,21600nfl@0@2em21600,21600nfl@1@2em21600,nfl@1@0e">
                 <v:stroke joinstyle="miter"/>
                 <v:formulas>
                   <v:f eqn="val #0"/>
@@ -93,7 +93,7 @@
                 </v:handles>
                 <o:complex v:ext="view"/>
               </v:shapetype>
-              <v:shape id="AutoShape 147" o:spid="_x0000_s1026" type="#_x0000_t84" style="position:absolute;margin-left:-36.75pt;margin-top:-35.9pt;width:7in;height:705.35pt;z-index:-251657216;visibility:visible;mso-wrap-style:square;mso-width-percent:0;mso-height-percent:0;mso-wrap-distance-left:9pt;mso-wrap-distance-top:0;mso-wrap-distance-right:9pt;mso-wrap-distance-bottom:0;mso-position-horizontal:absolute;mso-position-horizontal-relative:margin;mso-position-vertical:absolute;mso-position-vertical-relative:text;mso-width-percent:0;mso-height-percent:0;mso-width-relative:page;mso-height-relative:page;v-text-anchor:top" o:gfxdata="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" adj="558">
+              <v:shape id="AutoShape 147" o:spid="_x0000_s1026" type="#_x0000_t84" style="position:absolute;margin-left:-36.75pt;margin-top:-35.9pt;width:7in;height:705.35pt;z-index:-251658240;visibility:visible;mso-wrap-style:square;mso-width-percent:0;mso-height-percent:0;mso-wrap-distance-left:9pt;mso-wrap-distance-top:0;mso-wrap-distance-right:9pt;mso-wrap-distance-bottom:0;mso-position-horizontal:absolute;mso-position-horizontal-relative:margin;mso-position-vertical:absolute;mso-position-vertical-relative:text;mso-width-percent:0;mso-height-percent:0;mso-width-relative:page;mso-height-relative:page;v-text-anchor:top" o:gfxdata="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" adj="558">
                 <w10:wrap anchorx="margin"/>
               </v:shape>
             </w:pict>
@@ -440,75 +440,101 @@
           <w:pPr>
             <w:pStyle w:val="TM1"/>
             <w:tabs>
-              <w:tab w:val="right" w:leader="dot" w:pos="8630"/>
+              <w:tab w:val="left" w:pos="435"/>
+              <w:tab w:val="right" w:leader="dot" w:pos="8625"/>
             </w:tabs>
-            <w:rPr>
-              <w:noProof/>
-            </w:rPr>
           </w:pPr>
           <w:r>
             <w:fldChar w:fldCharType="begin"/>
           </w:r>
           <w:r>
-            <w:instrText xml:space="preserve"> TOC \o "1-3" \h \z \u </w:instrText>
+            <w:instrText>TOC \o "1-3" \z \u \h</w:instrText>
           </w:r>
           <w:r>
             <w:fldChar w:fldCharType="separate"/>
           </w:r>
-          <w:hyperlink w:anchor="_Toc223010869" w:history="1">
-            <w:r>
-              <w:rPr>
-                <w:rStyle w:val="Lienhypertexte"/>
-                <w:noProof/>
-              </w:rPr>
-              <w:t>1 Inspection du PCB</w:t>
-            </w:r>
-            <w:r>
-              <w:rPr>
-                <w:noProof/>
-                <w:webHidden/>
-              </w:rPr>
+          <w:hyperlink w:anchor="_Toc1320119994">
+            <w:r>
+              <w:rPr>
+                <w:rStyle w:val="Lienhypertexte"/>
+              </w:rPr>
+              <w:t>1.</w:t>
+            </w:r>
+            <w:r>
               <w:tab/>
             </w:r>
             <w:r>
               <w:rPr>
-                <w:noProof/>
-                <w:webHidden/>
-              </w:rPr>
+                <w:rStyle w:val="Lienhypertexte"/>
+              </w:rPr>
+              <w:t>Spécifications [10.60 et 7.8]</w:t>
+            </w:r>
+            <w:r>
+              <w:tab/>
+            </w:r>
+            <w:r>
               <w:fldChar w:fldCharType="begin"/>
             </w:r>
             <w:r>
-              <w:rPr>
-                <w:noProof/>
-                <w:webHidden/>
-              </w:rPr>
-              <w:instrText xml:space="preserve"> PAGEREF _Toc223010869 \h </w:instrText>
-            </w:r>
-            <w:r>
-              <w:rPr>
-                <w:noProof/>
-                <w:webHidden/>
-              </w:rPr>
-            </w:r>
-            <w:r>
-              <w:rPr>
-                <w:noProof/>
-                <w:webHidden/>
-              </w:rPr>
+              <w:instrText>PAGEREF _Toc1320119994 \h</w:instrText>
+            </w:r>
+            <w:r>
               <w:fldChar w:fldCharType="separate"/>
             </w:r>
             <w:r>
               <w:rPr>
-                <w:noProof/>
-                <w:webHidden/>
+                <w:rStyle w:val="Lienhypertexte"/>
+              </w:rPr>
+              <w:t>2</w:t>
+            </w:r>
+            <w:r>
+              <w:fldChar w:fldCharType="end"/>
+            </w:r>
+          </w:hyperlink>
+        </w:p>
+        <w:p>
+          <w:pPr>
+            <w:pStyle w:val="TM1"/>
+            <w:tabs>
+              <w:tab w:val="left" w:pos="435"/>
+              <w:tab w:val="right" w:leader="dot" w:pos="8625"/>
+            </w:tabs>
+          </w:pPr>
+          <w:hyperlink w:anchor="_Toc1419446905">
+            <w:r>
+              <w:rPr>
+                <w:rStyle w:val="Lienhypertexte"/>
+              </w:rPr>
+              <w:t>2.</w:t>
+            </w:r>
+            <w:r>
+              <w:tab/>
+            </w:r>
+            <w:r>
+              <w:rPr>
+                <w:rStyle w:val="Lienhypertexte"/>
+              </w:rPr>
+              <w:t>Demandes de changements [10.6]</w:t>
+            </w:r>
+            <w:r>
+              <w:tab/>
+            </w:r>
+            <w:r>
+              <w:fldChar w:fldCharType="begin"/>
+            </w:r>
+            <w:r>
+              <w:instrText>PAGEREF _Toc1419446905 \h</w:instrText>
+            </w:r>
+            <w:r>
+              <w:fldChar w:fldCharType="separate"/>
+            </w:r>
+            <w:r>
+              <w:rPr>
+                <w:rStyle w:val="Lienhypertexte"/>
               </w:rPr>
               <w:t>3</w:t>
             </w:r>
             <w:r>
-              <w:rPr>
-                <w:noProof/>
-                <w:webHidden/>
-              </w:rPr>
               <w:fldChar w:fldCharType="end"/>
             </w:r>
           </w:hyperlink>
@@ -517,66 +543,35 @@
           <w:pPr>
             <w:pStyle w:val="TM2"/>
             <w:tabs>
-              <w:tab w:val="right" w:leader="dot" w:pos="8630"/>
+              <w:tab w:val="right" w:leader="dot" w:pos="8625"/>
             </w:tabs>
-            <w:rPr>
-              <w:noProof/>
-            </w:rPr>
           </w:pPr>
-          <w:hyperlink w:anchor="_Toc223010870" w:history="1">
-            <w:r>
-              <w:rPr>
-                <w:rStyle w:val="Lienhypertexte"/>
-                <w:noProof/>
-              </w:rPr>
-              <w:t>1.1</w:t>
-            </w:r>
-            <w:r>
-              <w:rPr>
-                <w:noProof/>
-                <w:webHidden/>
-              </w:rPr>
+          <w:hyperlink w:anchor="_Toc2086644515">
+            <w:r>
+              <w:rPr>
+                <w:rStyle w:val="Lienhypertexte"/>
+              </w:rPr>
+              <w:t>Descriptions</w:t>
+            </w:r>
+            <w:r>
               <w:tab/>
             </w:r>
             <w:r>
-              <w:rPr>
-                <w:noProof/>
-                <w:webHidden/>
-              </w:rPr>
               <w:fldChar w:fldCharType="begin"/>
             </w:r>
             <w:r>
-              <w:rPr>
-                <w:noProof/>
-                <w:webHidden/>
-              </w:rPr>
-              <w:instrText xml:space="preserve"> PAGEREF _Toc223010870 \h </w:instrText>
-            </w:r>
-            <w:r>
-              <w:rPr>
-                <w:noProof/>
-                <w:webHidden/>
-              </w:rPr>
-            </w:r>
-            <w:r>
-              <w:rPr>
-                <w:noProof/>
-                <w:webHidden/>
-              </w:rPr>
+              <w:instrText>PAGEREF _Toc2086644515 \h</w:instrText>
+            </w:r>
+            <w:r>
               <w:fldChar w:fldCharType="separate"/>
             </w:r>
             <w:r>
               <w:rPr>
-                <w:noProof/>
-                <w:webHidden/>
+                <w:rStyle w:val="Lienhypertexte"/>
               </w:rPr>
               <w:t>3</w:t>
             </w:r>
             <w:r>
-              <w:rPr>
-                <w:noProof/>
-                <w:webHidden/>
-              </w:rPr>
               <w:fldChar w:fldCharType="end"/>
             </w:r>
           </w:hyperlink>
@@ -585,66 +580,109 @@
           <w:pPr>
             <w:pStyle w:val="TM2"/>
             <w:tabs>
-              <w:tab w:val="right" w:leader="dot" w:pos="8630"/>
+              <w:tab w:val="right" w:leader="dot" w:pos="8625"/>
             </w:tabs>
-            <w:rPr>
-              <w:noProof/>
-            </w:rPr>
           </w:pPr>
-          <w:hyperlink w:anchor="_Toc223010871" w:history="1">
-            <w:r>
-              <w:rPr>
-                <w:rStyle w:val="Lienhypertexte"/>
-                <w:noProof/>
-              </w:rPr>
-              <w:t>1.2</w:t>
-            </w:r>
-            <w:r>
-              <w:rPr>
-                <w:noProof/>
-                <w:webHidden/>
-              </w:rPr>
+          <w:hyperlink w:anchor="_Toc901103158">
+            <w:r>
+              <w:rPr>
+                <w:rStyle w:val="Lienhypertexte"/>
+              </w:rPr>
+              <w:t>Conceptions de l’architecture [10.58]</w:t>
+            </w:r>
+            <w:r>
               <w:tab/>
             </w:r>
             <w:r>
-              <w:rPr>
-                <w:noProof/>
-                <w:webHidden/>
-              </w:rPr>
               <w:fldChar w:fldCharType="begin"/>
             </w:r>
             <w:r>
-              <w:rPr>
-                <w:noProof/>
-                <w:webHidden/>
-              </w:rPr>
-              <w:instrText xml:space="preserve"> PAGEREF _Toc223010871 \h </w:instrText>
-            </w:r>
-            <w:r>
-              <w:rPr>
-                <w:noProof/>
-                <w:webHidden/>
-              </w:rPr>
-            </w:r>
-            <w:r>
-              <w:rPr>
-                <w:noProof/>
-                <w:webHidden/>
-              </w:rPr>
+              <w:instrText>PAGEREF _Toc901103158 \h</w:instrText>
+            </w:r>
+            <w:r>
               <w:fldChar w:fldCharType="separate"/>
             </w:r>
             <w:r>
               <w:rPr>
-                <w:noProof/>
-                <w:webHidden/>
+                <w:rStyle w:val="Lienhypertexte"/>
               </w:rPr>
               <w:t>3</w:t>
             </w:r>
             <w:r>
-              <w:rPr>
-                <w:noProof/>
-                <w:webHidden/>
-              </w:rPr>
+              <w:fldChar w:fldCharType="end"/>
+            </w:r>
+          </w:hyperlink>
+        </w:p>
+        <w:p>
+          <w:pPr>
+            <w:pStyle w:val="TM2"/>
+            <w:tabs>
+              <w:tab w:val="right" w:leader="dot" w:pos="8625"/>
+            </w:tabs>
+          </w:pPr>
+          <w:hyperlink w:anchor="_Toc1373250442">
+            <w:r>
+              <w:rPr>
+                <w:rStyle w:val="Lienhypertexte"/>
+              </w:rPr>
+              <w:t>Éléments du système [10.59]</w:t>
+            </w:r>
+            <w:r>
+              <w:tab/>
+            </w:r>
+            <w:r>
+              <w:fldChar w:fldCharType="begin"/>
+            </w:r>
+            <w:r>
+              <w:instrText>PAGEREF _Toc1373250442 \h</w:instrText>
+            </w:r>
+            <w:r>
+              <w:fldChar w:fldCharType="separate"/>
+            </w:r>
+            <w:r>
+              <w:rPr>
+                <w:rStyle w:val="Lienhypertexte"/>
+              </w:rPr>
+              <w:t>3</w:t>
+            </w:r>
+            <w:r>
+              <w:fldChar w:fldCharType="end"/>
+            </w:r>
+          </w:hyperlink>
+        </w:p>
+        <w:p>
+          <w:pPr>
+            <w:pStyle w:val="TM2"/>
+            <w:tabs>
+              <w:tab w:val="right" w:leader="dot" w:pos="8625"/>
+            </w:tabs>
+          </w:pPr>
+          <w:hyperlink w:anchor="_Toc229081816">
+            <w:r>
+              <w:rPr>
+                <w:rStyle w:val="Lienhypertexte"/>
+              </w:rPr>
+              <w:t>Interfaces [10.72]</w:t>
+            </w:r>
+            <w:r>
+              <w:tab/>
+            </w:r>
+            <w:r>
+              <w:fldChar w:fldCharType="begin"/>
+            </w:r>
+            <w:r>
+              <w:instrText>PAGEREF _Toc229081816 \h</w:instrText>
+            </w:r>
+            <w:r>
+              <w:fldChar w:fldCharType="separate"/>
+            </w:r>
+            <w:r>
+              <w:rPr>
+                <w:rStyle w:val="Lienhypertexte"/>
+              </w:rPr>
+              <w:t>3</w:t>
+            </w:r>
+            <w:r>
               <w:fldChar w:fldCharType="end"/>
             </w:r>
           </w:hyperlink>
@@ -653,66 +691,119 @@
           <w:pPr>
             <w:pStyle w:val="TM1"/>
             <w:tabs>
-              <w:tab w:val="right" w:leader="dot" w:pos="8630"/>
+              <w:tab w:val="left" w:pos="435"/>
+              <w:tab w:val="right" w:leader="dot" w:pos="8625"/>
             </w:tabs>
-            <w:rPr>
-              <w:noProof/>
-            </w:rPr>
           </w:pPr>
-          <w:hyperlink w:anchor="_Toc223010872" w:history="1">
-            <w:r>
-              <w:rPr>
-                <w:rStyle w:val="Lienhypertexte"/>
-                <w:noProof/>
-              </w:rPr>
-              <w:t>2 préparation a la soudure</w:t>
-            </w:r>
-            <w:r>
-              <w:rPr>
-                <w:noProof/>
-                <w:webHidden/>
-              </w:rPr>
+          <w:hyperlink w:anchor="_Toc1937429921">
+            <w:r>
+              <w:rPr>
+                <w:rStyle w:val="Lienhypertexte"/>
+              </w:rPr>
+              <w:t>3.</w:t>
+            </w:r>
+            <w:r>
               <w:tab/>
             </w:r>
             <w:r>
               <w:rPr>
-                <w:noProof/>
-                <w:webHidden/>
-              </w:rPr>
+                <w:rStyle w:val="Lienhypertexte"/>
+              </w:rPr>
+              <w:t>Plans</w:t>
+            </w:r>
+            <w:r>
+              <w:tab/>
+            </w:r>
+            <w:r>
               <w:fldChar w:fldCharType="begin"/>
             </w:r>
             <w:r>
-              <w:rPr>
-                <w:noProof/>
-                <w:webHidden/>
-              </w:rPr>
-              <w:instrText xml:space="preserve"> PAGEREF _Toc223010872 \h </w:instrText>
-            </w:r>
-            <w:r>
-              <w:rPr>
-                <w:noProof/>
-                <w:webHidden/>
-              </w:rPr>
-            </w:r>
-            <w:r>
-              <w:rPr>
-                <w:noProof/>
-                <w:webHidden/>
-              </w:rPr>
+              <w:instrText>PAGEREF _Toc1937429921 \h</w:instrText>
+            </w:r>
+            <w:r>
               <w:fldChar w:fldCharType="separate"/>
             </w:r>
             <w:r>
               <w:rPr>
-                <w:noProof/>
-                <w:webHidden/>
+                <w:rStyle w:val="Lienhypertexte"/>
               </w:rPr>
               <w:t>3</w:t>
             </w:r>
             <w:r>
-              <w:rPr>
-                <w:noProof/>
-                <w:webHidden/>
-              </w:rPr>
+              <w:fldChar w:fldCharType="end"/>
+            </w:r>
+          </w:hyperlink>
+        </w:p>
+        <w:p>
+          <w:pPr>
+            <w:pStyle w:val="TM2"/>
+            <w:tabs>
+              <w:tab w:val="right" w:leader="dot" w:pos="8625"/>
+            </w:tabs>
+          </w:pPr>
+          <w:hyperlink w:anchor="_Toc108795">
+            <w:r>
+              <w:rPr>
+                <w:rStyle w:val="Lienhypertexte"/>
+              </w:rPr>
+              <w:t>Plan de validation incluant l’essai [10.69]</w:t>
+            </w:r>
+            <w:r>
+              <w:tab/>
+            </w:r>
+            <w:r>
+              <w:fldChar w:fldCharType="begin"/>
+            </w:r>
+            <w:r>
+              <w:instrText>PAGEREF _Toc108795 \h</w:instrText>
+            </w:r>
+            <w:r>
+              <w:fldChar w:fldCharType="separate"/>
+            </w:r>
+            <w:r>
+              <w:rPr>
+                <w:rStyle w:val="Lienhypertexte"/>
+              </w:rPr>
+              <w:t>3</w:t>
+            </w:r>
+            <w:r>
+              <w:fldChar w:fldCharType="end"/>
+            </w:r>
+          </w:hyperlink>
+        </w:p>
+        <w:p>
+          <w:pPr>
+            <w:pStyle w:val="TM2"/>
+            <w:tabs>
+              <w:tab w:val="right" w:leader="dot" w:pos="8625"/>
+            </w:tabs>
+          </w:pPr>
+          <w:hyperlink w:anchor="_Toc292310846">
+            <w:r>
+              <w:rPr>
+                <w:rStyle w:val="Lienhypertexte"/>
+              </w:rPr>
+              <w:t>Plan de vérification incluant l’essai [10.72]</w:t>
+            </w:r>
+            <w:r>
+              <w:tab/>
+            </w:r>
+            <w:r>
+              <w:fldChar w:fldCharType="begin"/>
+            </w:r>
+            <w:r>
+              <w:instrText>PAGEREF _Toc292310846 \h</w:instrText>
+            </w:r>
+            <w:r>
+              <w:fldChar w:fldCharType="separate"/>
+            </w:r>
+            <w:r>
+              <w:rPr>
+                <w:rStyle w:val="Lienhypertexte"/>
+              </w:rPr>
+              <w:t>3</w:t>
+            </w:r>
+            <w:r>
               <w:fldChar w:fldCharType="end"/>
             </w:r>
           </w:hyperlink>
@@ -721,66 +812,408 @@
           <w:pPr>
             <w:pStyle w:val="TM1"/>
             <w:tabs>
-              <w:tab w:val="right" w:leader="dot" w:pos="8630"/>
+              <w:tab w:val="left" w:pos="435"/>
+              <w:tab w:val="right" w:leader="dot" w:pos="8625"/>
             </w:tabs>
-            <w:rPr>
-              <w:noProof/>
-            </w:rPr>
           </w:pPr>
-          <w:hyperlink w:anchor="_Toc223010873" w:history="1">
-            <w:r>
-              <w:rPr>
-                <w:rStyle w:val="Lienhypertexte"/>
-                <w:noProof/>
-              </w:rPr>
-              <w:t>3 Soudyures</w:t>
-            </w:r>
-            <w:r>
-              <w:rPr>
-                <w:noProof/>
-                <w:webHidden/>
-              </w:rPr>
+          <w:hyperlink w:anchor="_Toc965032939">
+            <w:r>
+              <w:rPr>
+                <w:rStyle w:val="Lienhypertexte"/>
+              </w:rPr>
+              <w:t>4.</w:t>
+            </w:r>
+            <w:r>
               <w:tab/>
             </w:r>
             <w:r>
               <w:rPr>
-                <w:noProof/>
-                <w:webHidden/>
-              </w:rPr>
+                <w:rStyle w:val="Lienhypertexte"/>
+              </w:rPr>
+              <w:t>Procédures</w:t>
+            </w:r>
+            <w:r>
+              <w:tab/>
+            </w:r>
+            <w:r>
               <w:fldChar w:fldCharType="begin"/>
             </w:r>
             <w:r>
-              <w:rPr>
-                <w:noProof/>
-                <w:webHidden/>
-              </w:rPr>
-              <w:instrText xml:space="preserve"> PAGEREF _Toc223010873 \h </w:instrText>
-            </w:r>
-            <w:r>
-              <w:rPr>
-                <w:noProof/>
-                <w:webHidden/>
-              </w:rPr>
-            </w:r>
-            <w:r>
-              <w:rPr>
-                <w:noProof/>
-                <w:webHidden/>
-              </w:rPr>
+              <w:instrText>PAGEREF _Toc965032939 \h</w:instrText>
+            </w:r>
+            <w:r>
               <w:fldChar w:fldCharType="separate"/>
             </w:r>
             <w:r>
               <w:rPr>
-                <w:noProof/>
-                <w:webHidden/>
+                <w:rStyle w:val="Lienhypertexte"/>
               </w:rPr>
               <w:t>3</w:t>
             </w:r>
             <w:r>
-              <w:rPr>
-                <w:noProof/>
-                <w:webHidden/>
-              </w:rPr>
+              <w:fldChar w:fldCharType="end"/>
+            </w:r>
+          </w:hyperlink>
+        </w:p>
+        <w:p>
+          <w:pPr>
+            <w:pStyle w:val="TM2"/>
+            <w:tabs>
+              <w:tab w:val="right" w:leader="dot" w:pos="8625"/>
+            </w:tabs>
+          </w:pPr>
+          <w:hyperlink w:anchor="_Toc2001076796">
+            <w:r>
+              <w:rPr>
+                <w:rStyle w:val="Lienhypertexte"/>
+              </w:rPr>
+              <w:t>D’essai [10.61]</w:t>
+            </w:r>
+            <w:r>
+              <w:tab/>
+            </w:r>
+            <w:r>
+              <w:fldChar w:fldCharType="begin"/>
+            </w:r>
+            <w:r>
+              <w:instrText>PAGEREF _Toc2001076796 \h</w:instrText>
+            </w:r>
+            <w:r>
+              <w:fldChar w:fldCharType="separate"/>
+            </w:r>
+            <w:r>
+              <w:rPr>
+                <w:rStyle w:val="Lienhypertexte"/>
+              </w:rPr>
+              <w:t>3</w:t>
+            </w:r>
+            <w:r>
+              <w:fldChar w:fldCharType="end"/>
+            </w:r>
+          </w:hyperlink>
+        </w:p>
+        <w:p>
+          <w:pPr>
+            <w:pStyle w:val="TM2"/>
+            <w:tabs>
+              <w:tab w:val="right" w:leader="dot" w:pos="8625"/>
+            </w:tabs>
+          </w:pPr>
+          <w:hyperlink w:anchor="_Toc978989683">
+            <w:r>
+              <w:rPr>
+                <w:rStyle w:val="Lienhypertexte"/>
+              </w:rPr>
+              <w:t>De Validation [10.70]</w:t>
+            </w:r>
+            <w:r>
+              <w:tab/>
+            </w:r>
+            <w:r>
+              <w:fldChar w:fldCharType="begin"/>
+            </w:r>
+            <w:r>
+              <w:instrText>PAGEREF _Toc978989683 \h</w:instrText>
+            </w:r>
+            <w:r>
+              <w:fldChar w:fldCharType="separate"/>
+            </w:r>
+            <w:r>
+              <w:rPr>
+                <w:rStyle w:val="Lienhypertexte"/>
+              </w:rPr>
+              <w:t>3</w:t>
+            </w:r>
+            <w:r>
+              <w:fldChar w:fldCharType="end"/>
+            </w:r>
+          </w:hyperlink>
+        </w:p>
+        <w:p>
+          <w:pPr>
+            <w:pStyle w:val="TM2"/>
+            <w:tabs>
+              <w:tab w:val="right" w:leader="dot" w:pos="8625"/>
+            </w:tabs>
+          </w:pPr>
+          <w:hyperlink w:anchor="_Toc351756714">
+            <w:r>
+              <w:rPr>
+                <w:rStyle w:val="Lienhypertexte"/>
+              </w:rPr>
+              <w:t>De vérification [10.73]</w:t>
+            </w:r>
+            <w:r>
+              <w:tab/>
+            </w:r>
+            <w:r>
+              <w:fldChar w:fldCharType="begin"/>
+            </w:r>
+            <w:r>
+              <w:instrText>PAGEREF _Toc351756714 \h</w:instrText>
+            </w:r>
+            <w:r>
+              <w:fldChar w:fldCharType="separate"/>
+            </w:r>
+            <w:r>
+              <w:rPr>
+                <w:rStyle w:val="Lienhypertexte"/>
+              </w:rPr>
+              <w:t>3</w:t>
+            </w:r>
+            <w:r>
+              <w:fldChar w:fldCharType="end"/>
+            </w:r>
+          </w:hyperlink>
+        </w:p>
+        <w:p>
+          <w:pPr>
+            <w:pStyle w:val="TM1"/>
+            <w:tabs>
+              <w:tab w:val="left" w:pos="435"/>
+              <w:tab w:val="right" w:leader="dot" w:pos="8625"/>
+            </w:tabs>
+          </w:pPr>
+          <w:hyperlink w:anchor="_Toc1021556931">
+            <w:r>
+              <w:rPr>
+                <w:rStyle w:val="Lienhypertexte"/>
+              </w:rPr>
+              <w:t>5.</w:t>
+            </w:r>
+            <w:r>
+              <w:tab/>
+            </w:r>
+            <w:r>
+              <w:rPr>
+                <w:rStyle w:val="Lienhypertexte"/>
+              </w:rPr>
+              <w:t>Rapports</w:t>
+            </w:r>
+            <w:r>
+              <w:tab/>
+            </w:r>
+            <w:r>
+              <w:fldChar w:fldCharType="begin"/>
+            </w:r>
+            <w:r>
+              <w:instrText>PAGEREF _Toc1021556931 \h</w:instrText>
+            </w:r>
+            <w:r>
+              <w:fldChar w:fldCharType="separate"/>
+            </w:r>
+            <w:r>
+              <w:rPr>
+                <w:rStyle w:val="Lienhypertexte"/>
+              </w:rPr>
+              <w:t>3</w:t>
+            </w:r>
+            <w:r>
+              <w:fldChar w:fldCharType="end"/>
+            </w:r>
+          </w:hyperlink>
+        </w:p>
+        <w:p>
+          <w:pPr>
+            <w:pStyle w:val="TM2"/>
+            <w:tabs>
+              <w:tab w:val="right" w:leader="dot" w:pos="8625"/>
+            </w:tabs>
+          </w:pPr>
+          <w:hyperlink w:anchor="_Toc166794353">
+            <w:r>
+              <w:rPr>
+                <w:rStyle w:val="Lienhypertexte"/>
+              </w:rPr>
+              <w:t>D’essai [10.62]</w:t>
+            </w:r>
+            <w:r>
+              <w:tab/>
+            </w:r>
+            <w:r>
+              <w:fldChar w:fldCharType="begin"/>
+            </w:r>
+            <w:r>
+              <w:instrText>PAGEREF _Toc166794353 \h</w:instrText>
+            </w:r>
+            <w:r>
+              <w:fldChar w:fldCharType="separate"/>
+            </w:r>
+            <w:r>
+              <w:rPr>
+                <w:rStyle w:val="Lienhypertexte"/>
+              </w:rPr>
+              <w:t>3</w:t>
+            </w:r>
+            <w:r>
+              <w:fldChar w:fldCharType="end"/>
+            </w:r>
+          </w:hyperlink>
+        </w:p>
+        <w:p>
+          <w:pPr>
+            <w:pStyle w:val="TM2"/>
+            <w:tabs>
+              <w:tab w:val="right" w:leader="dot" w:pos="8625"/>
+            </w:tabs>
+          </w:pPr>
+          <w:hyperlink w:anchor="_Toc1844383388">
+            <w:r>
+              <w:rPr>
+                <w:rStyle w:val="Lienhypertexte"/>
+              </w:rPr>
+              <w:t>De Validation [10.71]</w:t>
+            </w:r>
+            <w:r>
+              <w:tab/>
+            </w:r>
+            <w:r>
+              <w:fldChar w:fldCharType="begin"/>
+            </w:r>
+            <w:r>
+              <w:instrText>PAGEREF _Toc1844383388 \h</w:instrText>
+            </w:r>
+            <w:r>
+              <w:fldChar w:fldCharType="separate"/>
+            </w:r>
+            <w:r>
+              <w:rPr>
+                <w:rStyle w:val="Lienhypertexte"/>
+              </w:rPr>
+              <w:t>3</w:t>
+            </w:r>
+            <w:r>
+              <w:fldChar w:fldCharType="end"/>
+            </w:r>
+          </w:hyperlink>
+        </w:p>
+        <w:p>
+          <w:pPr>
+            <w:pStyle w:val="TM2"/>
+            <w:tabs>
+              <w:tab w:val="right" w:leader="dot" w:pos="8625"/>
+            </w:tabs>
+          </w:pPr>
+          <w:hyperlink w:anchor="_Toc1175633648">
+            <w:r>
+              <w:rPr>
+                <w:rStyle w:val="Lienhypertexte"/>
+              </w:rPr>
+              <w:t>De vérification [10.74]</w:t>
+            </w:r>
+            <w:r>
+              <w:tab/>
+            </w:r>
+            <w:r>
+              <w:fldChar w:fldCharType="begin"/>
+            </w:r>
+            <w:r>
+              <w:instrText>PAGEREF _Toc1175633648 \h</w:instrText>
+            </w:r>
+            <w:r>
+              <w:fldChar w:fldCharType="separate"/>
+            </w:r>
+            <w:r>
+              <w:rPr>
+                <w:rStyle w:val="Lienhypertexte"/>
+              </w:rPr>
+              <w:t>3</w:t>
+            </w:r>
+            <w:r>
+              <w:fldChar w:fldCharType="end"/>
+            </w:r>
+          </w:hyperlink>
+        </w:p>
+        <w:p>
+          <w:pPr>
+            <w:pStyle w:val="TM1"/>
+            <w:tabs>
+              <w:tab w:val="left" w:pos="435"/>
+              <w:tab w:val="right" w:leader="dot" w:pos="8625"/>
+            </w:tabs>
+          </w:pPr>
+          <w:hyperlink w:anchor="_Toc514833665">
+            <w:r>
+              <w:rPr>
+                <w:rStyle w:val="Lienhypertexte"/>
+              </w:rPr>
+              <w:t>6.</w:t>
+            </w:r>
+            <w:r>
+              <w:tab/>
+            </w:r>
+            <w:r>
+              <w:rPr>
+                <w:rStyle w:val="Lienhypertexte"/>
+              </w:rPr>
+              <w:t>Documentation pour utilisateur [10.67]</w:t>
+            </w:r>
+            <w:r>
+              <w:tab/>
+            </w:r>
+            <w:r>
+              <w:fldChar w:fldCharType="begin"/>
+            </w:r>
+            <w:r>
+              <w:instrText>PAGEREF _Toc514833665 \h</w:instrText>
+            </w:r>
+            <w:r>
+              <w:fldChar w:fldCharType="separate"/>
+            </w:r>
+            <w:r>
+              <w:rPr>
+                <w:rStyle w:val="Lienhypertexte"/>
+              </w:rPr>
+              <w:t>4</w:t>
+            </w:r>
+            <w:r>
+              <w:fldChar w:fldCharType="end"/>
+            </w:r>
+          </w:hyperlink>
+        </w:p>
+        <w:p>
+          <w:pPr>
+            <w:pStyle w:val="TM1"/>
+            <w:tabs>
+              <w:tab w:val="left" w:pos="435"/>
+              <w:tab w:val="right" w:leader="dot" w:pos="8625"/>
+            </w:tabs>
+          </w:pPr>
+          <w:hyperlink w:anchor="_Toc452516410">
+            <w:r>
+              <w:rPr>
+                <w:rStyle w:val="Lienhypertexte"/>
+              </w:rPr>
+              <w:t>7.</w:t>
+            </w:r>
+            <w:r>
+              <w:tab/>
+            </w:r>
+            <w:r>
+              <w:rPr>
+                <w:rStyle w:val="Lienhypertexte"/>
+              </w:rPr>
+              <w:t>En annexe : enregistrements [9.2 et 9.3]</w:t>
+            </w:r>
+            <w:r>
+              <w:tab/>
+            </w:r>
+            <w:r>
+              <w:fldChar w:fldCharType="begin"/>
+            </w:r>
+            <w:r>
+              <w:instrText>PAGEREF _Toc452516410 \h</w:instrText>
+            </w:r>
+            <w:r>
+              <w:fldChar w:fldCharType="separate"/>
+            </w:r>
+            <w:r>
+              <w:rPr>
+                <w:rStyle w:val="Lienhypertexte"/>
+              </w:rPr>
+              <w:t>4</w:t>
+            </w:r>
+            <w:r>
               <w:fldChar w:fldCharType="end"/>
             </w:r>
           </w:hyperlink>
@@ -805,27 +1238,102 @@
     <w:p>
       <w:pPr>
         <w:pStyle w:val="Titre1"/>
-      </w:pPr>
-      <w:bookmarkStart w:id="0" w:name="_Toc223010869"/>
+        <w:numPr>
+          <w:ilvl w:val="0"/>
+          <w:numId w:val="1"/>
+        </w:numPr>
+      </w:pPr>
+      <w:bookmarkStart w:id="0" w:name="_Toc1320119994"/>
       <w:r>
         <w:lastRenderedPageBreak/>
-        <w:t xml:space="preserve">1 </w:t>
-      </w:r>
-      <w:r>
-        <w:t xml:space="preserve">   </w:t>
-      </w:r>
-      <w:r>
-        <w:t>Inspection du PCB</w:t>
+        <w:t>Spécifications</w:t>
+      </w:r>
+      <w:r>
+        <w:t xml:space="preserve"> </w:t>
+      </w:r>
+      <w:r>
+        <w:t>[</w:t>
+      </w:r>
+      <w:r>
+        <w:t xml:space="preserve">10.60 et </w:t>
+      </w:r>
+      <w:r>
+        <w:t>7.8</w:t>
+      </w:r>
+      <w:r>
+        <w:t>]</w:t>
       </w:r>
       <w:bookmarkEnd w:id="0"/>
     </w:p>
     <w:p>
-      <w:pPr>
-        <w:pStyle w:val="Titre2"/>
-      </w:pPr>
-      <w:bookmarkStart w:id="1" w:name="_Toc223010870"/>
-      <w:r>
-        <w:t>1.1</w:t>
+      <w:r>
+        <w:rPr>
+          <w:noProof/>
+        </w:rPr>
+        <w:drawing>
+          <wp:inline distT="0" distB="0" distL="0" distR="0" wp14:anchorId="21E641EC" wp14:editId="33A81080">
+            <wp:extent cx="3716189" cy="2819400"/>
+            <wp:effectExtent l="0" t="0" r="0" b="0"/>
+            <wp:docPr id="238572852" name="drawing"/>
+            <wp:cNvGraphicFramePr>
+              <a:graphicFrameLocks xmlns:a="http://schemas.openxmlformats.org/drawingml/2006/main" noChangeAspect="1"/>
+            </wp:cNvGraphicFramePr>
+            <a:graphic xmlns:a="http://schemas.openxmlformats.org/drawingml/2006/main">
+              <a:graphicData uri="http://schemas.openxmlformats.org/drawingml/2006/picture">
+                <pic:pic xmlns:pic="http://schemas.openxmlformats.org/drawingml/2006/picture">
+                  <pic:nvPicPr>
+                    <pic:cNvPr id="238572852" name="Picture 238572852"/>
+                    <pic:cNvPicPr/>
+                  </pic:nvPicPr>
+                  <pic:blipFill>
+                    <a:blip r:embed="rId11">
+                      <a:extLst>
+                        <a:ext uri="{28A0092B-C50C-407E-A947-70E740481C1C}">
+                          <a14:useLocalDpi xmlns:a14="http://schemas.microsoft.com/office/drawing/2010/main"/>
+                        </a:ext>
+                      </a:extLst>
+                    </a:blip>
+                    <a:stretch>
+                      <a:fillRect/>
+                    </a:stretch>
+                  </pic:blipFill>
+                  <pic:spPr>
+                    <a:xfrm>
+                      <a:off x="0" y="0"/>
+                      <a:ext cx="3716189" cy="2819400"/>
+                    </a:xfrm>
+                    <a:prstGeom prst="rect">
+                      <a:avLst/>
+                    </a:prstGeom>
+                  </pic:spPr>
+                </pic:pic>
+              </a:graphicData>
+            </a:graphic>
+          </wp:inline>
+        </w:drawing>
+      </w:r>
+    </w:p>
+    <w:p/>
+    <w:p>
+      <w:pPr>
+        <w:pStyle w:val="Titre1"/>
+        <w:numPr>
+          <w:ilvl w:val="0"/>
+          <w:numId w:val="1"/>
+        </w:numPr>
+      </w:pPr>
+      <w:bookmarkStart w:id="1" w:name="_Toc1419446905"/>
+      <w:r>
+        <w:t>Demandes de changements</w:t>
+      </w:r>
+      <w:r>
+        <w:t xml:space="preserve"> [</w:t>
+      </w:r>
+      <w:r>
+        <w:t>10.6</w:t>
+      </w:r>
+      <w:r>
+        <w:t>]</w:t>
       </w:r>
       <w:bookmarkEnd w:id="1"/>
     </w:p>
@@ -833,53 +1341,315 @@
       <w:pPr>
         <w:pStyle w:val="Titre2"/>
       </w:pPr>
-      <w:bookmarkStart w:id="2" w:name="_Toc223010871"/>
-      <w:r>
-        <w:t>1.2</w:t>
+      <w:bookmarkStart w:id="2" w:name="_Toc2086644515"/>
+      <w:r>
+        <w:t>Descriptions</w:t>
       </w:r>
       <w:bookmarkEnd w:id="2"/>
     </w:p>
     <w:p/>
     <w:p>
       <w:pPr>
-        <w:pStyle w:val="Titre1"/>
-      </w:pPr>
-      <w:bookmarkStart w:id="3" w:name="_Toc223010872"/>
-      <w:r>
-        <w:t xml:space="preserve">2 </w:t>
-      </w:r>
-      <w:r>
-        <w:t xml:space="preserve">   </w:t>
-      </w:r>
-      <w:r>
-        <w:t>préparation a la soudure</w:t>
+        <w:pStyle w:val="Titre2"/>
+      </w:pPr>
+      <w:bookmarkStart w:id="3" w:name="_Toc901103158"/>
+      <w:r>
+        <w:t>Conceptions de l’architecture</w:t>
+      </w:r>
+      <w:r>
+        <w:t xml:space="preserve"> [10.58]</w:t>
       </w:r>
       <w:bookmarkEnd w:id="3"/>
+    </w:p>
+    <w:p/>
+    <w:p>
+      <w:pPr>
+        <w:pStyle w:val="Titre2"/>
+      </w:pPr>
+      <w:bookmarkStart w:id="4" w:name="_Toc1373250442"/>
+      <w:r>
+        <w:t>Éléments</w:t>
+      </w:r>
+      <w:r>
+        <w:t xml:space="preserve"> </w:t>
+      </w:r>
+      <w:r>
+        <w:t>du système</w:t>
+      </w:r>
+      <w:r>
+        <w:t xml:space="preserve"> [10.59]</w:t>
+      </w:r>
+      <w:bookmarkEnd w:id="4"/>
+    </w:p>
+    <w:p/>
+    <w:p>
+      <w:pPr>
+        <w:pStyle w:val="Titre2"/>
+      </w:pPr>
+      <w:bookmarkStart w:id="5" w:name="_Toc229081816"/>
+      <w:r>
+        <w:t>Interfaces</w:t>
+      </w:r>
+      <w:r>
+        <w:t xml:space="preserve"> [</w:t>
+      </w:r>
+      <w:r>
+        <w:t>10.72</w:t>
+      </w:r>
+      <w:r>
+        <w:t>]</w:t>
+      </w:r>
+      <w:bookmarkEnd w:id="5"/>
     </w:p>
     <w:p/>
     <w:p/>
     <w:p>
       <w:pPr>
         <w:pStyle w:val="Titre1"/>
-      </w:pPr>
-      <w:bookmarkStart w:id="4" w:name="_Toc223010873"/>
-      <w:r>
-        <w:t>3</w:t>
-      </w:r>
-      <w:r>
-        <w:t xml:space="preserve">    </w:t>
-      </w:r>
-      <w:r>
-        <w:t>Soudures</w:t>
-      </w:r>
-      <w:bookmarkEnd w:id="4"/>
+        <w:numPr>
+          <w:ilvl w:val="0"/>
+          <w:numId w:val="1"/>
+        </w:numPr>
+      </w:pPr>
+      <w:bookmarkStart w:id="6" w:name="_Toc1937429921"/>
+      <w:r>
+        <w:t>P</w:t>
+      </w:r>
+      <w:r>
+        <w:t>l</w:t>
+      </w:r>
+      <w:r>
+        <w:t>ans</w:t>
+      </w:r>
+      <w:bookmarkEnd w:id="6"/>
+    </w:p>
+    <w:p>
+      <w:pPr>
+        <w:pStyle w:val="Titre2"/>
+      </w:pPr>
+      <w:bookmarkStart w:id="7" w:name="_Toc108795"/>
+      <w:r>
+        <w:t>Plan de validation</w:t>
+      </w:r>
+      <w:r>
+        <w:t xml:space="preserve"> incluant l’essai</w:t>
+      </w:r>
+      <w:r>
+        <w:t xml:space="preserve"> [10.69]</w:t>
+      </w:r>
+      <w:bookmarkEnd w:id="7"/>
+    </w:p>
+    <w:p/>
+    <w:p>
+      <w:pPr>
+        <w:pStyle w:val="Titre2"/>
+      </w:pPr>
+      <w:bookmarkStart w:id="8" w:name="_Toc292310846"/>
+      <w:r>
+        <w:t>Plan de vérification incluant l’essai</w:t>
+      </w:r>
+      <w:r>
+        <w:t xml:space="preserve"> [10.72]</w:t>
+      </w:r>
+      <w:bookmarkEnd w:id="8"/>
+    </w:p>
+    <w:p/>
+    <w:p/>
+    <w:p>
+      <w:pPr>
+        <w:pStyle w:val="Titre1"/>
+        <w:numPr>
+          <w:ilvl w:val="0"/>
+          <w:numId w:val="1"/>
+        </w:numPr>
+      </w:pPr>
+      <w:bookmarkStart w:id="9" w:name="_Toc965032939"/>
+      <w:r>
+        <w:lastRenderedPageBreak/>
+        <w:t>Procédures</w:t>
+      </w:r>
+      <w:bookmarkEnd w:id="9"/>
+    </w:p>
+    <w:p>
+      <w:pPr>
+        <w:pStyle w:val="Titre2"/>
+      </w:pPr>
+      <w:bookmarkStart w:id="10" w:name="_Toc2001076796"/>
+      <w:r>
+        <w:t>D’essai</w:t>
+      </w:r>
+      <w:r>
+        <w:t xml:space="preserve"> [</w:t>
+      </w:r>
+      <w:r>
+        <w:t>10.61</w:t>
+      </w:r>
+      <w:r>
+        <w:t>]</w:t>
+      </w:r>
+      <w:bookmarkEnd w:id="10"/>
+    </w:p>
+    <w:p/>
+    <w:p>
+      <w:pPr>
+        <w:pStyle w:val="Titre2"/>
+      </w:pPr>
+      <w:bookmarkStart w:id="11" w:name="_Toc978989683"/>
+      <w:r>
+        <w:t>De Validation</w:t>
+      </w:r>
+      <w:r>
+        <w:t xml:space="preserve"> [</w:t>
+      </w:r>
+      <w:r>
+        <w:t>10.70</w:t>
+      </w:r>
+      <w:r>
+        <w:t>]</w:t>
+      </w:r>
+      <w:bookmarkEnd w:id="11"/>
+    </w:p>
+    <w:p/>
+    <w:p>
+      <w:pPr>
+        <w:pStyle w:val="Titre2"/>
+      </w:pPr>
+      <w:bookmarkStart w:id="12" w:name="_Toc351756714"/>
+      <w:r>
+        <w:t>De vérification</w:t>
+      </w:r>
+      <w:r>
+        <w:t xml:space="preserve"> [</w:t>
+      </w:r>
+      <w:r>
+        <w:t>10.73</w:t>
+      </w:r>
+      <w:r>
+        <w:t>]</w:t>
+      </w:r>
+      <w:bookmarkEnd w:id="12"/>
+    </w:p>
+    <w:p/>
+    <w:p/>
+    <w:p>
+      <w:pPr>
+        <w:pStyle w:val="Titre1"/>
+        <w:numPr>
+          <w:ilvl w:val="0"/>
+          <w:numId w:val="1"/>
+        </w:numPr>
+      </w:pPr>
+      <w:bookmarkStart w:id="13" w:name="_Toc1021556931"/>
+      <w:r>
+        <w:t>Rapports</w:t>
+      </w:r>
+      <w:bookmarkEnd w:id="13"/>
+    </w:p>
+    <w:p>
+      <w:pPr>
+        <w:pStyle w:val="Titre2"/>
+      </w:pPr>
+      <w:bookmarkStart w:id="14" w:name="_Toc166794353"/>
+      <w:r>
+        <w:t>D’essai</w:t>
+      </w:r>
+      <w:r>
+        <w:t xml:space="preserve"> [</w:t>
+      </w:r>
+      <w:r>
+        <w:t>10.62</w:t>
+      </w:r>
+      <w:r>
+        <w:t>]</w:t>
+      </w:r>
+      <w:bookmarkEnd w:id="14"/>
+    </w:p>
+    <w:p/>
+    <w:p>
+      <w:pPr>
+        <w:pStyle w:val="Titre2"/>
+      </w:pPr>
+      <w:bookmarkStart w:id="15" w:name="_Toc1844383388"/>
+      <w:r>
+        <w:t>De Validation</w:t>
+      </w:r>
+      <w:r>
+        <w:t xml:space="preserve"> [</w:t>
+      </w:r>
+      <w:r>
+        <w:t>10.71</w:t>
+      </w:r>
+      <w:r>
+        <w:t>]</w:t>
+      </w:r>
+      <w:bookmarkEnd w:id="15"/>
+    </w:p>
+    <w:p/>
+    <w:p>
+      <w:pPr>
+        <w:pStyle w:val="Titre2"/>
+      </w:pPr>
+      <w:bookmarkStart w:id="16" w:name="_Toc1175633648"/>
+      <w:r>
+        <w:t>De vérification</w:t>
+      </w:r>
+      <w:r>
+        <w:t xml:space="preserve"> [</w:t>
+      </w:r>
+      <w:r>
+        <w:t>10.74</w:t>
+      </w:r>
+      <w:r>
+        <w:t>]</w:t>
+      </w:r>
+      <w:bookmarkEnd w:id="16"/>
+    </w:p>
+    <w:p/>
+    <w:p/>
+    <w:p>
+      <w:pPr>
+        <w:pStyle w:val="Titre1"/>
+        <w:numPr>
+          <w:ilvl w:val="0"/>
+          <w:numId w:val="1"/>
+        </w:numPr>
+      </w:pPr>
+      <w:bookmarkStart w:id="17" w:name="_Toc514833665"/>
+      <w:r>
+        <w:t>Documentation pour utilisateur</w:t>
+      </w:r>
+      <w:r>
+        <w:t xml:space="preserve"> [10.67]</w:t>
+      </w:r>
+      <w:bookmarkEnd w:id="17"/>
+    </w:p>
+    <w:p/>
+    <w:p>
+      <w:pPr>
+        <w:pStyle w:val="Titre1"/>
+        <w:numPr>
+          <w:ilvl w:val="0"/>
+          <w:numId w:val="1"/>
+        </w:numPr>
+      </w:pPr>
+      <w:bookmarkStart w:id="18" w:name="_Toc452516410"/>
+      <w:r>
+        <w:t>En annexe : enregistrements</w:t>
+      </w:r>
+      <w:r>
+        <w:t xml:space="preserve"> </w:t>
+      </w:r>
+      <w:r>
+        <w:t>[9.2 et 9.3]</w:t>
+      </w:r>
       <w:r>
         <w:br/>
       </w:r>
+      <w:bookmarkEnd w:id="18"/>
     </w:p>
     <w:sectPr>
-      <w:headerReference w:type="default" r:id="rId7"/>
-      <w:footerReference w:type="default" r:id="rId8"/>
+      <w:headerReference w:type="default" r:id="rId12"/>
+      <w:footerReference w:type="default" r:id="rId13"/>
       <w:pgSz w:w="12240" w:h="15840"/>
       <w:pgMar w:top="1440" w:right="1800" w:bottom="1440" w:left="1800" w:header="708" w:footer="708" w:gutter="0"/>
       <w:cols w:space="708"/>
@@ -1173,6 +1943,100 @@
     </w:pPr>
   </w:p>
 </w:hdr>
+</file>
+
+<file path=word/numbering.xml><?xml version="1.0" encoding="utf-8"?>
+<w:numbering xmlns:wpc="http://schemas.microsoft.com/office/word/2010/wordprocessingCanvas" xmlns:cx="http://schemas.microsoft.com/office/drawing/2014/chartex" xmlns:cx1="http://schemas.microsoft.com/office/drawing/2015/9/8/chartex" xmlns:cx2="http://schemas.microsoft.com/office/drawing/2015/10/21/chartex" xmlns:cx3="http://schemas.microsoft.com/office/drawing/2016/5/9/chartex" xmlns:cx4="http://schemas.microsoft.com/office/drawing/2016/5/10/chartex" xmlns:cx5="http://schemas.microsoft.com/office/drawing/2016/5/11/chartex" xmlns:cx6="http://schemas.microsoft.com/office/drawing/2016/5/12/chartex" xmlns:cx7="http://schemas.microsoft.com/office/drawing/2016/5/13/chartex" xmlns:cx8="http://schemas.microsoft.com/office/drawing/2016/5/14/chartex" xmlns:mc="http://schemas.openxmlformats.org/markup-compatibility/2006" xmlns:aink="http://schemas.microsoft.com/office/drawing/2016/ink" xmlns:am3d="http://schemas.microsoft.com/office/drawing/2017/model3d" xmlns:o="urn:schemas-microsoft-com:office:office" xmlns:oel="http://schemas.microsoft.com/office/2019/extlst" xmlns:r="http://schemas.openxmlformats.org/officeDocument/2006/relationships" xmlns:m="http://schemas.openxmlformats.org/officeDocument/2006/math" xmlns:v="urn:schemas-microsoft-com:vml" xmlns:wp14="http://schemas.microsoft.com/office/word/2010/wordprocessingDrawing" xmlns:wp="http://schemas.openxmlformats.org/drawingml/2006/wordprocessingDrawing" xmlns:w10="urn:schemas-microsoft-com:office:word" xmlns:w="http://schemas.openxmlformats.org/wordprocessingml/2006/main" xmlns:w14="http://schemas.microsoft.com/office/word/2010/wordml" xmlns:w15="http://schemas.microsoft.com/office/word/2012/wordml" xmlns:w16cex="http://schemas.microsoft.com/office/word/2018/wordml/cex" xmlns:w16cid="http://schemas.microsoft.com/office/word/2016/wordml/cid" xmlns:w16="http://schemas.microsoft.com/office/word/2018/wordml" xmlns:w16du="http://schemas.microsoft.com/office/word/2023/wordml/word16du" xmlns:w16sdtdh="http://schemas.microsoft.com/office/word/2020/wordml/sdtdatahash" xmlns:w16sdtfl="http://schemas.microsoft.com/office/word/2024/wordml/sdtformatlock" xmlns:w16se="http://schemas.microsoft.com/office/word/2015/wordml/symex" xmlns:wpg="http://schemas.microsoft.com/office/word/2010/wordprocessingGroup" xmlns:wpi="http://schemas.microsoft.com/office/word/2010/wordprocessingInk" xmlns:wne="http://schemas.microsoft.com/office/word/2006/wordml" xmlns:wps="http://schemas.microsoft.com/office/word/2010/wordprocessingShape" mc:Ignorable="w14 w15 w16se w16cid w16 w16cex w16sdtdh w16sdtfl w16du wp14">
+  <w:abstractNum w:abstractNumId="0" w15:restartNumberingAfterBreak="0">
+    <w:nsid w:val="0C6F2A94"/>
+    <w:multiLevelType w:val="multilevel"/>
+    <w:tmpl w:val="0C0C001F"/>
+    <w:lvl w:ilvl="0">
+      <w:start w:val="1"/>
+      <w:numFmt w:val="decimal"/>
+      <w:lvlText w:val="%1."/>
+      <w:lvlJc w:val="left"/>
+      <w:pPr>
+        <w:ind w:left="360" w:hanging="360"/>
+      </w:pPr>
+    </w:lvl>
+    <w:lvl w:ilvl="1">
+      <w:start w:val="1"/>
+      <w:numFmt w:val="decimal"/>
+      <w:lvlText w:val="%1.%2."/>
+      <w:lvlJc w:val="left"/>
+      <w:pPr>
+        <w:ind w:left="792" w:hanging="432"/>
+      </w:pPr>
+    </w:lvl>
+    <w:lvl w:ilvl="2">
+      <w:start w:val="1"/>
+      <w:numFmt w:val="decimal"/>
+      <w:lvlText w:val="%1.%2.%3."/>
+      <w:lvlJc w:val="left"/>
+      <w:pPr>
+        <w:ind w:left="1224" w:hanging="504"/>
+      </w:pPr>
+    </w:lvl>
+    <w:lvl w:ilvl="3">
+      <w:start w:val="1"/>
+      <w:numFmt w:val="decimal"/>
+      <w:lvlText w:val="%1.%2.%3.%4."/>
+      <w:lvlJc w:val="left"/>
+      <w:pPr>
+        <w:ind w:left="1728" w:hanging="648"/>
+      </w:pPr>
+    </w:lvl>
+    <w:lvl w:ilvl="4">
+      <w:start w:val="1"/>
+      <w:numFmt w:val="decimal"/>
+      <w:lvlText w:val="%1.%2.%3.%4.%5."/>
+      <w:lvlJc w:val="left"/>
+      <w:pPr>
+        <w:ind w:left="2232" w:hanging="792"/>
+      </w:pPr>
+    </w:lvl>
+    <w:lvl w:ilvl="5">
+      <w:start w:val="1"/>
+      <w:numFmt w:val="decimal"/>
+      <w:lvlText w:val="%1.%2.%3.%4.%5.%6."/>
+      <w:lvlJc w:val="left"/>
+      <w:pPr>
+        <w:ind w:left="2736" w:hanging="936"/>
+      </w:pPr>
+    </w:lvl>
+    <w:lvl w:ilvl="6">
+      <w:start w:val="1"/>
+      <w:numFmt w:val="decimal"/>
+      <w:lvlText w:val="%1.%2.%3.%4.%5.%6.%7."/>
+      <w:lvlJc w:val="left"/>
+      <w:pPr>
+        <w:ind w:left="3240" w:hanging="1080"/>
+      </w:pPr>
+    </w:lvl>
+    <w:lvl w:ilvl="7">
+      <w:start w:val="1"/>
+      <w:numFmt w:val="decimal"/>
+      <w:lvlText w:val="%1.%2.%3.%4.%5.%6.%7.%8."/>
+      <w:lvlJc w:val="left"/>
+      <w:pPr>
+        <w:ind w:left="3744" w:hanging="1224"/>
+      </w:pPr>
+    </w:lvl>
+    <w:lvl w:ilvl="8">
+      <w:start w:val="1"/>
+      <w:numFmt w:val="decimal"/>
+      <w:lvlText w:val="%1.%2.%3.%4.%5.%6.%7.%8.%9."/>
+      <w:lvlJc w:val="left"/>
+      <w:pPr>
+        <w:ind w:left="4320" w:hanging="1440"/>
+      </w:pPr>
+    </w:lvl>
+  </w:abstractNum>
+  <w:num w:numId="1" w16cid:durableId="18550177">
+    <w:abstractNumId w:val="0"/>
+  </w:num>
+</w:numbering>
 </file>
 
 <file path=word/styles.xml><?xml version="1.0" encoding="utf-8"?>
@@ -2610,10 +3474,216 @@
 <b:Sources xmlns:b="http://schemas.openxmlformats.org/officeDocument/2006/bibliography" xmlns="http://schemas.openxmlformats.org/officeDocument/2006/bibliography" SelectedStyle="\APASixthEditionOfficeOnline.xsl" StyleName="APA" Version="6"/>
 </file>
 
+<file path=customXml/item2.xml><?xml version="1.0" encoding="utf-8"?>
+<p:properties xmlns:p="http://schemas.microsoft.com/office/2006/metadata/properties" xmlns:xsi="http://www.w3.org/2001/XMLSchema-instance" xmlns:pc="http://schemas.microsoft.com/office/infopath/2007/PartnerControls">
+  <documentManagement/>
+</p:properties>
+</file>
+
+<file path=customXml/item3.xml><?xml version="1.0" encoding="utf-8"?>
+<?mso-contentType ?>
+<FormTemplates xmlns="http://schemas.microsoft.com/sharepoint/v3/contenttype/forms">
+  <Display>DocumentLibraryForm</Display>
+  <Edit>DocumentLibraryForm</Edit>
+  <New>DocumentLibraryForm</New>
+</FormTemplates>
+</file>
+
+<file path=customXml/item4.xml><?xml version="1.0" encoding="utf-8"?>
+<ct:contentTypeSchema xmlns:ct="http://schemas.microsoft.com/office/2006/metadata/contentType" xmlns:ma="http://schemas.microsoft.com/office/2006/metadata/properties/metaAttributes" ct:_="" ma:_="" ma:contentTypeName="Document" ma:contentTypeID="0x010100AA0C72363366104CBF4B5F0BFAF61C31" ma:contentTypeVersion="6" ma:contentTypeDescription="Crée un document." ma:contentTypeScope="" ma:versionID="d4af8f9a96195d4b5755501f44974678">
+  <xsd:schema xmlns:xsd="http://www.w3.org/2001/XMLSchema" xmlns:xs="http://www.w3.org/2001/XMLSchema" xmlns:p="http://schemas.microsoft.com/office/2006/metadata/properties" xmlns:ns2="c685eb64-ed3b-470c-8af9-a1836b845a19" targetNamespace="http://schemas.microsoft.com/office/2006/metadata/properties" ma:root="true" ma:fieldsID="18107887c789455b9f819ff6ec135611" ns2:_="">
+    <xsd:import namespace="c685eb64-ed3b-470c-8af9-a1836b845a19"/>
+    <xsd:element name="properties">
+      <xsd:complexType>
+        <xsd:sequence>
+          <xsd:element name="documentManagement">
+            <xsd:complexType>
+              <xsd:all>
+                <xsd:element ref="ns2:MediaServiceMetadata" minOccurs="0"/>
+                <xsd:element ref="ns2:MediaServiceFastMetadata" minOccurs="0"/>
+                <xsd:element ref="ns2:MediaServiceSearchProperties" minOccurs="0"/>
+                <xsd:element ref="ns2:MediaServiceDateTaken" minOccurs="0"/>
+                <xsd:element ref="ns2:MediaServiceGenerationTime" minOccurs="0"/>
+                <xsd:element ref="ns2:MediaServiceEventHashCode" minOccurs="0"/>
+              </xsd:all>
+            </xsd:complexType>
+          </xsd:element>
+        </xsd:sequence>
+      </xsd:complexType>
+    </xsd:element>
+  </xsd:schema>
+  <xsd:schema xmlns:xsd="http://www.w3.org/2001/XMLSchema" xmlns:xs="http://www.w3.org/2001/XMLSchema" xmlns:dms="http://schemas.microsoft.com/office/2006/documentManagement/types" xmlns:pc="http://schemas.microsoft.com/office/infopath/2007/PartnerControls" targetNamespace="c685eb64-ed3b-470c-8af9-a1836b845a19" elementFormDefault="qualified">
+    <xsd:import namespace="http://schemas.microsoft.com/office/2006/documentManagement/types"/>
+    <xsd:import namespace="http://schemas.microsoft.com/office/infopath/2007/PartnerControls"/>
+    <xsd:element name="MediaServiceMetadata" ma:index="8" nillable="true" ma:displayName="MediaServiceMetadata" ma:hidden="true" ma:internalName="MediaServiceMetadata" ma:readOnly="true">
+      <xsd:simpleType>
+        <xsd:restriction base="dms:Note"/>
+      </xsd:simpleType>
+    </xsd:element>
+    <xsd:element name="MediaServiceFastMetadata" ma:index="9" nillable="true" ma:displayName="MediaServiceFastMetadata" ma:hidden="true" ma:internalName="MediaServiceFastMetadata" ma:readOnly="true">
+      <xsd:simpleType>
+        <xsd:restriction base="dms:Note"/>
+      </xsd:simpleType>
+    </xsd:element>
+    <xsd:element name="MediaServiceSearchProperties" ma:index="10" nillable="true" ma:displayName="MediaServiceSearchProperties" ma:hidden="true" ma:internalName="MediaServiceSearchProperties" ma:readOnly="true">
+      <xsd:simpleType>
+        <xsd:restriction base="dms:Note"/>
+      </xsd:simpleType>
+    </xsd:element>
+    <xsd:element name="MediaServiceDateTaken" ma:index="11" nillable="true" ma:displayName="MediaServiceDateTaken" ma:hidden="true" ma:indexed="true" ma:internalName="MediaServiceDateTaken" ma:readOnly="true">
+      <xsd:simpleType>
+        <xsd:restriction base="dms:Text"/>
+      </xsd:simpleType>
+    </xsd:element>
+    <xsd:element name="MediaServiceGenerationTime" ma:index="12" nillable="true" ma:displayName="MediaServiceGenerationTime" ma:hidden="true" ma:internalName="MediaServiceGenerationTime" ma:readOnly="true">
+      <xsd:simpleType>
+        <xsd:restriction base="dms:Text"/>
+      </xsd:simpleType>
+    </xsd:element>
+    <xsd:element name="MediaServiceEventHashCode" ma:index="13" nillable="true" ma:displayName="MediaServiceEventHashCode" ma:hidden="true" ma:internalName="MediaServiceEventHashCode" ma:readOnly="true">
+      <xsd:simpleType>
+        <xsd:restriction base="dms:Text"/>
+      </xsd:simpleType>
+    </xsd:element>
+  </xsd:schema>
+  <xsd:schema xmlns="http://schemas.openxmlformats.org/package/2006/metadata/core-properties" xmlns:xsd="http://www.w3.org/2001/XMLSchema" xmlns:xsi="http://www.w3.org/2001/XMLSchema-instance" xmlns:dc="http://purl.org/dc/elements/1.1/" xmlns:dcterms="http://purl.org/dc/terms/" xmlns:odoc="http://schemas.microsoft.com/internal/obd" targetNamespace="http://schemas.openxmlformats.org/package/2006/metadata/core-properties" elementFormDefault="qualified" attributeFormDefault="unqualified" blockDefault="#all">
+    <xsd:import namespace="http://purl.org/dc/elements/1.1/" schemaLocation="http://dublincore.org/schemas/xmls/qdc/2003/04/02/dc.xsd"/>
+    <xsd:import namespace="http://purl.org/dc/terms/" schemaLocation="http://dublincore.org/schemas/xmls/qdc/2003/04/02/dcterms.xsd"/>
+    <xsd:element name="coreProperties" type="CT_coreProperties"/>
+    <xsd:complexType name="CT_coreProperties">
+      <xsd:all>
+        <xsd:element ref="dc:creator" minOccurs="0" maxOccurs="1"/>
+        <xsd:element ref="dcterms:created" minOccurs="0" maxOccurs="1"/>
+        <xsd:element ref="dc:identifier" minOccurs="0" maxOccurs="1"/>
+        <xsd:element name="contentType" minOccurs="0" maxOccurs="1" type="xsd:string" ma:index="0" ma:displayName="Type de contenu"/>
+        <xsd:element ref="dc:title" minOccurs="0" maxOccurs="1" ma:index="4" ma:displayName="Titre"/>
+        <xsd:element ref="dc:subject" minOccurs="0" maxOccurs="1"/>
+        <xsd:element ref="dc:description" minOccurs="0" maxOccurs="1"/>
+        <xsd:element name="keywords" minOccurs="0" maxOccurs="1" type="xsd:string"/>
+        <xsd:element ref="dc:language" minOccurs="0" maxOccurs="1"/>
+        <xsd:element name="category" minOccurs="0" maxOccurs="1" type="xsd:string"/>
+        <xsd:element name="version" minOccurs="0" maxOccurs="1" type="xsd:string"/>
+        <xsd:element name="revision" minOccurs="0" maxOccurs="1" type="xsd:string">
+          <xsd:annotation>
+            <xsd:documentation>
+                        This value indicates the number of saves or revisions. The application is responsible for updating this value after each revision.
+                    </xsd:documentation>
+          </xsd:annotation>
+        </xsd:element>
+        <xsd:element name="lastModifiedBy" minOccurs="0" maxOccurs="1" type="xsd:string"/>
+        <xsd:element ref="dcterms:modified" minOccurs="0" maxOccurs="1"/>
+        <xsd:element name="contentStatus" minOccurs="0" maxOccurs="1" type="xsd:string"/>
+      </xsd:all>
+    </xsd:complexType>
+  </xsd:schema>
+  <xs:schema xmlns:pc="http://schemas.microsoft.com/office/infopath/2007/PartnerControls" xmlns:xs="http://www.w3.org/2001/XMLSchema" targetNamespace="http://schemas.microsoft.com/office/infopath/2007/PartnerControls" elementFormDefault="qualified" attributeFormDefault="unqualified">
+    <xs:element name="Person">
+      <xs:complexType>
+        <xs:sequence>
+          <xs:element ref="pc:DisplayName" minOccurs="0"/>
+          <xs:element ref="pc:AccountId" minOccurs="0"/>
+          <xs:element ref="pc:AccountType" minOccurs="0"/>
+        </xs:sequence>
+      </xs:complexType>
+    </xs:element>
+    <xs:element name="DisplayName" type="xs:string"/>
+    <xs:element name="AccountId" type="xs:string"/>
+    <xs:element name="AccountType" type="xs:string"/>
+    <xs:element name="BDCAssociatedEntity">
+      <xs:complexType>
+        <xs:sequence>
+          <xs:element ref="pc:BDCEntity" minOccurs="0" maxOccurs="unbounded"/>
+        </xs:sequence>
+        <xs:attribute ref="pc:EntityNamespace"/>
+        <xs:attribute ref="pc:EntityName"/>
+        <xs:attribute ref="pc:SystemInstanceName"/>
+        <xs:attribute ref="pc:AssociationName"/>
+      </xs:complexType>
+    </xs:element>
+    <xs:attribute name="EntityNamespace" type="xs:string"/>
+    <xs:attribute name="EntityName" type="xs:string"/>
+    <xs:attribute name="SystemInstanceName" type="xs:string"/>
+    <xs:attribute name="AssociationName" type="xs:string"/>
+    <xs:element name="BDCEntity">
+      <xs:complexType>
+        <xs:sequence>
+          <xs:element ref="pc:EntityDisplayName" minOccurs="0"/>
+          <xs:element ref="pc:EntityInstanceReference" minOccurs="0"/>
+          <xs:element ref="pc:EntityId1" minOccurs="0"/>
+          <xs:element ref="pc:EntityId2" minOccurs="0"/>
+          <xs:element ref="pc:EntityId3" minOccurs="0"/>
+          <xs:element ref="pc:EntityId4" minOccurs="0"/>
+          <xs:element ref="pc:EntityId5" minOccurs="0"/>
+        </xs:sequence>
+      </xs:complexType>
+    </xs:element>
+    <xs:element name="EntityDisplayName" type="xs:string"/>
+    <xs:element name="EntityInstanceReference" type="xs:string"/>
+    <xs:element name="EntityId1" type="xs:string"/>
+    <xs:element name="EntityId2" type="xs:string"/>
+    <xs:element name="EntityId3" type="xs:string"/>
+    <xs:element name="EntityId4" type="xs:string"/>
+    <xs:element name="EntityId5" type="xs:string"/>
+    <xs:element name="Terms">
+      <xs:complexType>
+        <xs:sequence>
+          <xs:element ref="pc:TermInfo" minOccurs="0" maxOccurs="unbounded"/>
+        </xs:sequence>
+      </xs:complexType>
+    </xs:element>
+    <xs:element name="TermInfo">
+      <xs:complexType>
+        <xs:sequence>
+          <xs:element ref="pc:TermName" minOccurs="0"/>
+          <xs:element ref="pc:TermId" minOccurs="0"/>
+        </xs:sequence>
+      </xs:complexType>
+    </xs:element>
+    <xs:element name="TermName" type="xs:string"/>
+    <xs:element name="TermId" type="xs:string"/>
+  </xs:schema>
+</ct:contentTypeSchema>
+</file>
+
 <file path=customXml/itemProps1.xml><?xml version="1.0" encoding="utf-8"?>
 <ds:datastoreItem xmlns:ds="http://schemas.openxmlformats.org/officeDocument/2006/customXml" ds:itemID="{E2DB738D-0B77-479B-B727-AF095A402353}">
   <ds:schemaRefs>
     <ds:schemaRef ds:uri="http://schemas.openxmlformats.org/officeDocument/2006/bibliography"/>
   </ds:schemaRefs>
 </ds:datastoreItem>
+</file>
+
+<file path=customXml/itemProps2.xml><?xml version="1.0" encoding="utf-8"?>
+<ds:datastoreItem xmlns:ds="http://schemas.openxmlformats.org/officeDocument/2006/customXml" ds:itemID="{5254BB84-46CD-45AA-8A67-21F204A492AE}">
+  <ds:schemaRefs>
+    <ds:schemaRef ds:uri="http://schemas.microsoft.com/office/2006/metadata/properties"/>
+    <ds:schemaRef ds:uri="http://schemas.microsoft.com/office/infopath/2007/PartnerControls"/>
+  </ds:schemaRefs>
+</ds:datastoreItem>
+</file>
+
+<file path=customXml/itemProps3.xml><?xml version="1.0" encoding="utf-8"?>
+<ds:datastoreItem xmlns:ds="http://schemas.openxmlformats.org/officeDocument/2006/customXml" ds:itemID="{827CCA27-9016-4C35-AADE-732BEE4745F7}">
+  <ds:schemaRefs>
+    <ds:schemaRef ds:uri="http://schemas.microsoft.com/sharepoint/v3/contenttype/forms"/>
+  </ds:schemaRefs>
+</ds:datastoreItem>
+</file>
+
+<file path=customXml/itemProps4.xml><?xml version="1.0" encoding="utf-8"?>
+<ds:datastoreItem xmlns:ds="http://schemas.openxmlformats.org/officeDocument/2006/customXml" ds:itemID="{F63F01A2-C336-4943-97E6-28E87A18A1C1}">
+  <ds:schemaRefs>
+    <ds:schemaRef ds:uri="http://schemas.microsoft.com/office/2006/metadata/contentType"/>
+    <ds:schemaRef ds:uri="http://schemas.microsoft.com/office/2006/metadata/properties/metaAttributes"/>
+    <ds:schemaRef ds:uri="http://www.w3.org/2001/XMLSchema"/>
+    <ds:schemaRef ds:uri="http://schemas.microsoft.com/office/2006/metadata/properties"/>
+    <ds:schemaRef ds:uri="c685eb64-ed3b-470c-8af9-a1836b845a19"/>
+    <ds:schemaRef ds:uri="http://schemas.microsoft.com/office/2006/documentManagement/types"/>
+    <ds:schemaRef ds:uri="http://schemas.microsoft.com/office/infopath/2007/PartnerControls"/>
+    <ds:schemaRef ds:uri="http://schemas.openxmlformats.org/package/2006/metadata/core-properties"/>
+    <ds:schemaRef ds:uri="http://purl.org/dc/elements/1.1/"/>
+    <ds:schemaRef ds:uri="http://purl.org/dc/terms/"/>
+    <ds:schemaRef ds:uri="http://schemas.microsoft.com/internal/obd"/>
+  </ds:schemaRefs>
+</ds:datastoreItem>
 </file>